--- a/tests/corpus/word-rules/E-paragraph-units.docx
+++ b/tests/corpus/word-rules/E-paragraph-units.docx
@@ -34,10 +34,10 @@
     <w:p>
       <w:pPr>
         <w:shd w:val="clear" w:color="auto" w:fill="D9D9D9"/>
-        <w:ind w:left="720" w:leftChars="300"/>
+        <w:ind w:left="1000" w:leftChars="300"/>
       </w:pPr>
       <w:r>
-        <w:t xml:space="preserve">Case 04: no style; one w:ind gives left 36 pt and leftChars 300</w:t>
+        <w:t xml:space="preserve">Case 04: no style; one w:ind gives left 50 pt and leftChars 300</w:t>
       </w:r>
     </w:p>
     <w:p>
